--- a/Volume 1/Chapter 03 - File Handling/SPA_Vol1_Ch3_Lesson3_9a_Move_File_EXTENDED.docx
+++ b/Volume 1/Chapter 03 - File Handling/SPA_Vol1_Ch3_Lesson3_9a_Move_File_EXTENDED.docx
@@ -838,7 +838,7 @@
         <w:keepNext/>
       </w:pPr>
       <w:r>
-        <w:t>Save each source and supporting file from this lesson into the matching path in the project layout. As in Chapter 1, notepad .\rust\Cargo.toml creates and opens one: choose Yes, type the file, save it with Ctrl+S, and close Notepad. Then install forge-std, Foundry's standard library, into the Solidity project. Linux Assembly runs in WSL or on a Linux computer.</w:t>
+        <w:t>Next, let the tools create the Rust and Solidity projects. Remember, Cargo.toml describes the project: cargo init .\rust writes it, with a starter program, src\main.rs. This lesson's programs live in src\bin, one file per program, so Remove-Item deletes the starter. Remember, forge init makes the Solidity project: --no-git and --offline work as in Chapter 1, --empty leaves out forge's example contracts, and --force lets it fill the solidity folder, which already holds the empty folders made above.</w:t>
       </w:r>
     </w:p>
     <w:p>
@@ -852,6 +852,144 @@
         <w:keepNext/>
       </w:pPr>
       <w:r>
+        <w:t>cargo init .\rust --name move_file --vcs none</w:t>
+      </w:r>
+    </w:p>
+    <w:p>
+      <w:pPr>
+        <w:pStyle w:val="CommandBlock"/>
+        <w:keepNext/>
+      </w:pPr>
+      <w:r>
+        <w:t>Remove-Item .\rust\src\main.rs</w:t>
+      </w:r>
+    </w:p>
+    <w:p>
+      <w:pPr>
+        <w:pStyle w:val="CommandBlock"/>
+      </w:pPr>
+      <w:r>
+        <w:t>forge init .\solidity --empty --no-git --offline --force</w:t>
+      </w:r>
+    </w:p>
+    <w:p>
+      <w:pPr>
+        <w:keepNext/>
+      </w:pPr>
+    </w:p>
+    <w:p>
+      <w:r>
+        <w:t>Then type the Solidity project's settings over the foundry.toml that forge init wrote. foundry.toml is the same as in Lessons 3.3a and 3.4a: fs_permissions gives the file cheatcodes read and write access to the lesson folder, ../, and nowhere else. notepad .\solidity\foundry.toml opens the file: replace its text with the file below, save it with Ctrl+S, and close Notepad.</w:t>
+      </w:r>
+    </w:p>
+    <w:p>
+      <w:pPr>
+        <w:keepNext/>
+      </w:pPr>
+    </w:p>
+    <w:p>
+      <w:pPr>
+        <w:pStyle w:val="Heading3"/>
+      </w:pPr>
+      <w:r>
+        <w:t>solidity/foundry.toml</w:t>
+      </w:r>
+    </w:p>
+    <w:p>
+      <w:pPr>
+        <w:pStyle w:val="SourceCode"/>
+        <w:keepNext/>
+      </w:pPr>
+      <w:r>
+        <w:t>[profile.default]</w:t>
+      </w:r>
+    </w:p>
+    <w:p>
+      <w:pPr>
+        <w:pStyle w:val="SourceCode"/>
+        <w:keepNext/>
+      </w:pPr>
+      <w:r>
+        <w:t># The scripts in script/ are the only Solidity sources in this project.</w:t>
+      </w:r>
+    </w:p>
+    <w:p>
+      <w:pPr>
+        <w:pStyle w:val="SourceCode"/>
+        <w:keepNext/>
+      </w:pPr>
+      <w:r>
+        <w:t>src = "script"</w:t>
+      </w:r>
+    </w:p>
+    <w:p>
+      <w:pPr>
+        <w:pStyle w:val="SourceCode"/>
+        <w:keepNext/>
+      </w:pPr>
+      <w:r>
+        <w:t># forge install puts forge-std in lib/.</w:t>
+      </w:r>
+    </w:p>
+    <w:p>
+      <w:pPr>
+        <w:pStyle w:val="SourceCode"/>
+        <w:keepNext/>
+      </w:pPr>
+      <w:r>
+        <w:t>libs = ["lib"]</w:t>
+      </w:r>
+    </w:p>
+    <w:p>
+      <w:pPr>
+        <w:pStyle w:val="SourceCode"/>
+        <w:keepNext/>
+      </w:pPr>
+      <w:r>
+        <w:t># The file cheatcodes may read and write only inside the lesson folder,</w:t>
+      </w:r>
+    </w:p>
+    <w:p>
+      <w:pPr>
+        <w:pStyle w:val="SourceCode"/>
+        <w:keepNext/>
+      </w:pPr>
+      <w:r>
+        <w:t># the folder above the project root ("../"), and nowhere else.</w:t>
+      </w:r>
+    </w:p>
+    <w:p>
+      <w:pPr>
+        <w:pStyle w:val="SourceCode"/>
+      </w:pPr>
+      <w:r>
+        <w:t>fs_permissions = [{ access = "read-write", path = "../" }]</w:t>
+      </w:r>
+    </w:p>
+    <w:p>
+      <w:pPr>
+        <w:keepNext/>
+      </w:pPr>
+    </w:p>
+    <w:p>
+      <w:pPr>
+        <w:keepNext/>
+      </w:pPr>
+      <w:r>
+        <w:t>Then install forge-std, Foundry's standard library, into the Solidity project. Linux Assembly runs in WSL or on a Linux computer.</w:t>
+      </w:r>
+    </w:p>
+    <w:p>
+      <w:pPr>
+        <w:keepNext/>
+      </w:pPr>
+    </w:p>
+    <w:p>
+      <w:pPr>
+        <w:pStyle w:val="CommandBlock"/>
+        <w:keepNext/>
+      </w:pPr>
+      <w:r>
         <w:t>Push-Location .\solidity</w:t>
       </w:r>
     </w:p>
@@ -878,6 +1016,16 @@
       </w:pPr>
     </w:p>
     <w:p>
+      <w:r>
+        <w:t>You save each source file in its language's section below, as each is shown. As in Chapter 1, notepad .\rust\src\bin\basic_move_file.rs creates and opens one: choose Yes, type the file, save it with Ctrl+S, and close Notepad.</w:t>
+      </w:r>
+    </w:p>
+    <w:p>
+      <w:pPr>
+        <w:keepNext/>
+      </w:pPr>
+    </w:p>
+    <w:p>
       <w:pPr>
         <w:keepNext/>
       </w:pPr>
@@ -948,7 +1096,7 @@
         <w:keepNext/>
       </w:pPr>
       <w:r>
-        <w:t>Save each source and supporting file from this lesson into the matching path in the project layout. As in Chapter 1, nano ./rust/Cargo.toml creates and opens one: type the file, then save and close it with Ctrl+O, Enter, then Ctrl+X. Then install forge-std.</w:t>
+        <w:t>Then create the Rust and Solidity projects with the same commands as on Windows; rm deletes the starter main.rs.</w:t>
       </w:r>
     </w:p>
     <w:p>
@@ -959,9 +1107,63 @@
     <w:p>
       <w:pPr>
         <w:pStyle w:val="CommandBlock"/>
+        <w:keepNext/>
+      </w:pPr>
+      <w:r>
+        <w:t>cargo init ./rust --name move_file --vcs none</w:t>
+      </w:r>
+    </w:p>
+    <w:p>
+      <w:pPr>
+        <w:pStyle w:val="CommandBlock"/>
+        <w:keepNext/>
+      </w:pPr>
+      <w:r>
+        <w:t>rm ./rust/src/main.rs</w:t>
+      </w:r>
+    </w:p>
+    <w:p>
+      <w:pPr>
+        <w:pStyle w:val="CommandBlock"/>
+      </w:pPr>
+      <w:r>
+        <w:t>forge init ./solidity --empty --no-git --offline --force</w:t>
+      </w:r>
+    </w:p>
+    <w:p>
+      <w:pPr>
+        <w:keepNext/>
+      </w:pPr>
+    </w:p>
+    <w:p>
+      <w:pPr>
+        <w:keepNext/>
+      </w:pPr>
+      <w:r>
+        <w:t>Type solidity/foundry.toml exactly as shown in the Windows setup, over the file forge init wrote. Then install forge-std.</w:t>
+      </w:r>
+    </w:p>
+    <w:p>
+      <w:pPr>
+        <w:keepNext/>
+      </w:pPr>
+    </w:p>
+    <w:p>
+      <w:pPr>
+        <w:pStyle w:val="CommandBlock"/>
       </w:pPr>
       <w:r>
         <w:t>(cd ./solidity &amp;&amp; forge install foundry-rs/forge-std@v1.16.2 --no-git)</w:t>
+      </w:r>
+    </w:p>
+    <w:p>
+      <w:pPr>
+        <w:keepNext/>
+      </w:pPr>
+    </w:p>
+    <w:p>
+      <w:r>
+        <w:t>You save each source file in its language's section below, as each is shown. As in Chapter 1, nano ./rust/src/bin/basic_move_file.rs creates and opens one: type the file, then save and close it with Ctrl+O, Enter, then Ctrl+X.</w:t>
       </w:r>
     </w:p>
     <w:p>
@@ -13835,7 +14037,7 @@
     </w:p>
     <w:p>
       <w:r>
-        <w:t>Cargo.toml names this lesson's package, move_file, and its two programs. foundry.toml is the same as in Lessons 3.3a and 3.4a: fs_permissions gives the file cheatcodes read and write access to the lesson folder, ../, and nowhere else.</w:t>
+        <w:t>This is the file the setup commands wrote, shown here so you can check yours. Cargo.toml names this lesson's package, move_file, and its two programs. cargo init does not write the comment lines, which are this lesson's notes about the file, and yours ends with an empty [dependencies] heading; the blank lines may differ.</w:t>
       </w:r>
     </w:p>
     <w:p>
@@ -13913,95 +14115,6 @@
       </w:pPr>
       <w:r>
         <w:t># move_file.</w:t>
-      </w:r>
-    </w:p>
-    <w:p>
-      <w:pPr>
-        <w:keepNext/>
-      </w:pPr>
-    </w:p>
-    <w:p>
-      <w:pPr>
-        <w:keepNext/>
-      </w:pPr>
-    </w:p>
-    <w:p>
-      <w:pPr>
-        <w:pStyle w:val="Heading2"/>
-      </w:pPr>
-      <w:r>
-        <w:t>solidity/foundry.toml</w:t>
-      </w:r>
-    </w:p>
-    <w:p>
-      <w:pPr>
-        <w:pStyle w:val="SourceCode"/>
-        <w:keepNext/>
-      </w:pPr>
-      <w:r>
-        <w:t>[profile.default]</w:t>
-      </w:r>
-    </w:p>
-    <w:p>
-      <w:pPr>
-        <w:pStyle w:val="SourceCode"/>
-        <w:keepNext/>
-      </w:pPr>
-      <w:r>
-        <w:t># The scripts in script/ are the only Solidity sources in this project.</w:t>
-      </w:r>
-    </w:p>
-    <w:p>
-      <w:pPr>
-        <w:pStyle w:val="SourceCode"/>
-        <w:keepNext/>
-      </w:pPr>
-      <w:r>
-        <w:t>src = "script"</w:t>
-      </w:r>
-    </w:p>
-    <w:p>
-      <w:pPr>
-        <w:pStyle w:val="SourceCode"/>
-        <w:keepNext/>
-      </w:pPr>
-      <w:r>
-        <w:t># forge install puts forge-std in lib/.</w:t>
-      </w:r>
-    </w:p>
-    <w:p>
-      <w:pPr>
-        <w:pStyle w:val="SourceCode"/>
-        <w:keepNext/>
-      </w:pPr>
-      <w:r>
-        <w:t>libs = ["lib"]</w:t>
-      </w:r>
-    </w:p>
-    <w:p>
-      <w:pPr>
-        <w:pStyle w:val="SourceCode"/>
-        <w:keepNext/>
-      </w:pPr>
-      <w:r>
-        <w:t># The file cheatcodes may read and write only inside the lesson folder,</w:t>
-      </w:r>
-    </w:p>
-    <w:p>
-      <w:pPr>
-        <w:pStyle w:val="SourceCode"/>
-        <w:keepNext/>
-      </w:pPr>
-      <w:r>
-        <w:t># the folder above the project root ("../"), and nowhere else.</w:t>
-      </w:r>
-    </w:p>
-    <w:p>
-      <w:pPr>
-        <w:pStyle w:val="SourceCode"/>
-      </w:pPr>
-      <w:r>
-        <w:t>fs_permissions = [{ access = "read-write", path = "../" }]</w:t>
       </w:r>
     </w:p>
     <w:p>
@@ -15042,31 +15155,31 @@
       </w:rPr>
     </w:lvl>
   </w:abstractNum>
-  <w:num w:numId="1" w16cid:durableId="257182917">
+  <w:num w:numId="1" w16cid:durableId="763452937">
     <w:abstractNumId w:val="8"/>
   </w:num>
-  <w:num w:numId="2" w16cid:durableId="871723557">
+  <w:num w:numId="2" w16cid:durableId="1902907025">
     <w:abstractNumId w:val="6"/>
   </w:num>
-  <w:num w:numId="3" w16cid:durableId="839581955">
+  <w:num w:numId="3" w16cid:durableId="1854495201">
     <w:abstractNumId w:val="5"/>
   </w:num>
-  <w:num w:numId="4" w16cid:durableId="2061203084">
+  <w:num w:numId="4" w16cid:durableId="574365419">
     <w:abstractNumId w:val="4"/>
   </w:num>
-  <w:num w:numId="5" w16cid:durableId="1135172181">
+  <w:num w:numId="5" w16cid:durableId="98451474">
     <w:abstractNumId w:val="7"/>
   </w:num>
-  <w:num w:numId="6" w16cid:durableId="785395160">
+  <w:num w:numId="6" w16cid:durableId="2068870689">
     <w:abstractNumId w:val="3"/>
   </w:num>
-  <w:num w:numId="7" w16cid:durableId="1033771695">
+  <w:num w:numId="7" w16cid:durableId="1801537584">
     <w:abstractNumId w:val="2"/>
   </w:num>
-  <w:num w:numId="8" w16cid:durableId="481430878">
+  <w:num w:numId="8" w16cid:durableId="854074627">
     <w:abstractNumId w:val="1"/>
   </w:num>
-  <w:num w:numId="9" w16cid:durableId="1784574369">
+  <w:num w:numId="9" w16cid:durableId="416487695">
     <w:abstractNumId w:val="0"/>
   </w:num>
 </w:numbering>

--- a/Volume 1/Chapter 03 - File Handling/SPA_Vol1_Ch3_Lesson3_9a_Move_File_EXTENDED.docx
+++ b/Volume 1/Chapter 03 - File Handling/SPA_Vol1_Ch3_Lesson3_9a_Move_File_EXTENDED.docx
@@ -437,6 +437,7 @@
         <w:pStyle w:val="ListBullet"/>
       </w:pPr>
       <w:r>
+        <w:lastRenderedPageBreak/>
         <w:t>After the move, every implementation prints the Moved line, then whether each of its two directories holds the report: working no, archive yes. The Solidity script logs the same lines under == Logs ==.</w:t>
       </w:r>
     </w:p>
@@ -1046,7 +1047,7 @@
         <w:keepNext/>
       </w:pPr>
       <w:r>
-        <w:t>[profile.default]</w:t>
+        <w:t>[profile.default]  # Remember, the settings forge uses by default.</w:t>
       </w:r>
     </w:p>
     <w:p>
@@ -1732,7 +1733,7 @@
         <w:pStyle w:val="SourceCode"/>
       </w:pPr>
       <w:r>
-        <w:t>; checks whether a path exists, and snprintf joins a path.</w:t>
+        <w:t>; checks a path, and snprintf joins one. Remember, extern pulls them in.</w:t>
       </w:r>
     </w:p>
     <w:p>
@@ -1838,47 +1839,47 @@
         <w:pStyle w:val="SourceCode"/>
       </w:pPr>
       <w:r>
-        <w:t xml:space="preserve">    ; The completed report, and the two directories you created in</w:t>
-      </w:r>
-    </w:p>
-    <w:p>
-      <w:pPr>
-        <w:pStyle w:val="SourceCode"/>
-      </w:pPr>
-      <w:r>
-        <w:t xml:space="preserve">    ; Project Setup inside the assembly folder, so the Assembly programs</w:t>
-      </w:r>
-    </w:p>
-    <w:p>
-      <w:pPr>
-        <w:pStyle w:val="SourceCode"/>
-      </w:pPr>
-      <w:r>
-        <w:t xml:space="preserve">    ; move only their own report. Both are relative paths, so they start</w:t>
-      </w:r>
-    </w:p>
-    <w:p>
-      <w:pPr>
-        <w:pStyle w:val="SourceCode"/>
-      </w:pPr>
-      <w:r>
-        <w:t xml:space="preserve">    ; from the working directory: run the program from the</w:t>
-      </w:r>
-    </w:p>
-    <w:p>
-      <w:pPr>
-        <w:pStyle w:val="SourceCode"/>
-      </w:pPr>
-      <w:r>
-        <w:t xml:space="preserve">    ; lesson-3.9-extended folder. \ between the folder and the</w:t>
-      </w:r>
-    </w:p>
-    <w:p>
-      <w:pPr>
-        <w:pStyle w:val="SourceCode"/>
-      </w:pPr>
-      <w:r>
-        <w:t xml:space="preserve">    ; directory is Windows' separator.</w:t>
+        <w:t xml:space="preserve">    ; Remember, .rdata holds read-only values. The completed report, and</w:t>
+      </w:r>
+    </w:p>
+    <w:p>
+      <w:pPr>
+        <w:pStyle w:val="SourceCode"/>
+      </w:pPr>
+      <w:r>
+        <w:t xml:space="preserve">    ; the two directories you created in Project Setup inside the assembly</w:t>
+      </w:r>
+    </w:p>
+    <w:p>
+      <w:pPr>
+        <w:pStyle w:val="SourceCode"/>
+      </w:pPr>
+      <w:r>
+        <w:t xml:space="preserve">    ; folder, so the Assembly programs move only their own report. Both</w:t>
+      </w:r>
+    </w:p>
+    <w:p>
+      <w:pPr>
+        <w:pStyle w:val="SourceCode"/>
+      </w:pPr>
+      <w:r>
+        <w:t xml:space="preserve">    ; are relative paths, so they start from the working directory: run</w:t>
+      </w:r>
+    </w:p>
+    <w:p>
+      <w:pPr>
+        <w:pStyle w:val="SourceCode"/>
+      </w:pPr>
+      <w:r>
+        <w:t xml:space="preserve">    ; the program from the lesson-3.9-extended folder. \ between the folder</w:t>
+      </w:r>
+    </w:p>
+    <w:p>
+      <w:pPr>
+        <w:pStyle w:val="SourceCode"/>
+      </w:pPr>
+      <w:r>
+        <w:t xml:space="preserve">    ; and the directory is Windows' separator.</w:t>
       </w:r>
     </w:p>
     <w:p>
@@ -2037,15 +2038,15 @@
         <w:pStyle w:val="SourceCode"/>
       </w:pPr>
       <w:r>
-        <w:t>; sub rsp, 40 keeps the stack aligned and leaves room for snprintf's</w:t>
-      </w:r>
-    </w:p>
-    <w:p>
-      <w:pPr>
-        <w:pStyle w:val="SourceCode"/>
-      </w:pPr>
-      <w:r>
-        <w:t>; fifth value at [rsp + 32].</w:t>
+        <w:t>; sub rsp, 40 leaves the 32 bytes every call needs, room for snprintf's</w:t>
+      </w:r>
+    </w:p>
+    <w:p>
+      <w:pPr>
+        <w:pStyle w:val="SourceCode"/>
+      </w:pPr>
+      <w:r>
+        <w:t>; fifth value at [rsp + 32], and keeps the stack aligned.</w:t>
       </w:r>
     </w:p>
     <w:p>
@@ -2894,7 +2895,7 @@
         <w:pStyle w:val="SourceCode"/>
       </w:pPr>
       <w:r>
-        <w:t>; checks whether a path exists, and snprintf joins a path.</w:t>
+        <w:t>; checks a path, and snprintf joins one. Remember, extern pulls them in.</w:t>
       </w:r>
     </w:p>
     <w:p>
@@ -3000,47 +3001,47 @@
         <w:pStyle w:val="SourceCode"/>
       </w:pPr>
       <w:r>
-        <w:t xml:space="preserve">    ; The completed report, and the two directories you created in</w:t>
-      </w:r>
-    </w:p>
-    <w:p>
-      <w:pPr>
-        <w:pStyle w:val="SourceCode"/>
-      </w:pPr>
-      <w:r>
-        <w:t xml:space="preserve">    ; Project Setup inside the assembly folder, so the Assembly programs</w:t>
-      </w:r>
-    </w:p>
-    <w:p>
-      <w:pPr>
-        <w:pStyle w:val="SourceCode"/>
-      </w:pPr>
-      <w:r>
-        <w:t xml:space="preserve">    ; move only their own report. Both are relative paths, so they start</w:t>
-      </w:r>
-    </w:p>
-    <w:p>
-      <w:pPr>
-        <w:pStyle w:val="SourceCode"/>
-      </w:pPr>
-      <w:r>
-        <w:t xml:space="preserve">    ; from the working directory: run the program from the</w:t>
-      </w:r>
-    </w:p>
-    <w:p>
-      <w:pPr>
-        <w:pStyle w:val="SourceCode"/>
-      </w:pPr>
-      <w:r>
-        <w:t xml:space="preserve">    ; lesson-3.9-extended folder. / between the folder and the</w:t>
-      </w:r>
-    </w:p>
-    <w:p>
-      <w:pPr>
-        <w:pStyle w:val="SourceCode"/>
-      </w:pPr>
-      <w:r>
-        <w:t xml:space="preserve">    ; directory is Linux's separator.</w:t>
+        <w:t xml:space="preserve">    ; Remember, .rodata holds read-only values. The completed report, and</w:t>
+      </w:r>
+    </w:p>
+    <w:p>
+      <w:pPr>
+        <w:pStyle w:val="SourceCode"/>
+      </w:pPr>
+      <w:r>
+        <w:t xml:space="preserve">    ; the two directories you created in Project Setup inside the assembly</w:t>
+      </w:r>
+    </w:p>
+    <w:p>
+      <w:pPr>
+        <w:pStyle w:val="SourceCode"/>
+      </w:pPr>
+      <w:r>
+        <w:t xml:space="preserve">    ; folder, so the Assembly programs move only their own report. Both</w:t>
+      </w:r>
+    </w:p>
+    <w:p>
+      <w:pPr>
+        <w:pStyle w:val="SourceCode"/>
+      </w:pPr>
+      <w:r>
+        <w:t xml:space="preserve">    ; are relative paths, so they start from the working directory: run</w:t>
+      </w:r>
+    </w:p>
+    <w:p>
+      <w:pPr>
+        <w:pStyle w:val="SourceCode"/>
+      </w:pPr>
+      <w:r>
+        <w:t xml:space="preserve">    ; the program from the lesson-3.9-extended folder. / between the folder</w:t>
+      </w:r>
+    </w:p>
+    <w:p>
+      <w:pPr>
+        <w:pStyle w:val="SourceCode"/>
+      </w:pPr>
+      <w:r>
+        <w:t xml:space="preserve">    ; and the directory is Linux's separator.</w:t>
       </w:r>
     </w:p>
     <w:p>
@@ -3910,7 +3911,6 @@
     <w:p>
       <w:pPr>
         <w:pStyle w:val="SourceCode"/>
-        <w:keepNext/>
       </w:pPr>
       <w:r>
         <w:t>.done:</w:t>
@@ -3919,7 +3919,6 @@
     <w:p>
       <w:pPr>
         <w:pStyle w:val="SourceCode"/>
-        <w:keepNext/>
       </w:pPr>
       <w:r>
         <w:t xml:space="preserve">    add rsp, 8</w:t>
@@ -3928,6 +3927,7 @@
     <w:p>
       <w:pPr>
         <w:pStyle w:val="SourceCode"/>
+        <w:keepNext/>
       </w:pPr>
       <w:r>
         <w:t xml:space="preserve">    ret</w:t>
@@ -3935,6 +3935,29 @@
     </w:p>
     <w:p>
       <w:pPr>
+        <w:pStyle w:val="SourceCode"/>
+        <w:keepNext/>
+      </w:pPr>
+    </w:p>
+    <w:p>
+      <w:pPr>
+        <w:pStyle w:val="SourceCode"/>
+        <w:keepNext/>
+      </w:pPr>
+      <w:r>
+        <w:t>; Remember, this marks the stack as not executable, as Linux linkers expect.</w:t>
+      </w:r>
+    </w:p>
+    <w:p>
+      <w:pPr>
+        <w:pStyle w:val="SourceCode"/>
+      </w:pPr>
+      <w:r>
+        <w:t>section .note.GNU-stack noalloc noexec nowrite progbits</w:t>
+      </w:r>
+    </w:p>
+    <w:p>
+      <w:pPr>
         <w:keepNext/>
       </w:pPr>
     </w:p>
@@ -5634,7 +5657,7 @@
         <w:pStyle w:val="SourceCode"/>
       </w:pPr>
       <w:r>
-        <w:t xml:space="preserve">    ; Move first, and print only after the move has succeeded. For each</w:t>
+        <w:t xml:space="preserve">    ; The Moved line prints only after the move has succeeded. For each</w:t>
       </w:r>
     </w:p>
     <w:p>
@@ -7309,7 +7332,7 @@
         <w:pStyle w:val="SourceCode"/>
       </w:pPr>
       <w:r>
-        <w:t xml:space="preserve">    ; Move first, and print only after the move has succeeded. For each</w:t>
+        <w:t xml:space="preserve">    ; The Moved line prints only after the move has succeeded. For each</w:t>
       </w:r>
     </w:p>
     <w:p>
@@ -7648,7 +7671,6 @@
     <w:p>
       <w:pPr>
         <w:pStyle w:val="SourceCode"/>
-        <w:keepNext/>
       </w:pPr>
       <w:r>
         <w:t xml:space="preserve">    pop r12</w:t>
@@ -7657,7 +7679,6 @@
     <w:p>
       <w:pPr>
         <w:pStyle w:val="SourceCode"/>
-        <w:keepNext/>
       </w:pPr>
       <w:r>
         <w:t xml:space="preserve">    pop rbx</w:t>
@@ -7666,6 +7687,7 @@
     <w:p>
       <w:pPr>
         <w:pStyle w:val="SourceCode"/>
+        <w:keepNext/>
       </w:pPr>
       <w:r>
         <w:t xml:space="preserve">    ret</w:t>
@@ -7673,6 +7695,29 @@
     </w:p>
     <w:p>
       <w:pPr>
+        <w:pStyle w:val="SourceCode"/>
+        <w:keepNext/>
+      </w:pPr>
+    </w:p>
+    <w:p>
+      <w:pPr>
+        <w:pStyle w:val="SourceCode"/>
+        <w:keepNext/>
+      </w:pPr>
+      <w:r>
+        <w:t>; Remember, this marks the stack as not executable, as Linux linkers expect.</w:t>
+      </w:r>
+    </w:p>
+    <w:p>
+      <w:pPr>
+        <w:pStyle w:val="SourceCode"/>
+      </w:pPr>
+      <w:r>
+        <w:t>section .note.GNU-stack noalloc noexec nowrite progbits</w:t>
+      </w:r>
+    </w:p>
+    <w:p>
+      <w:pPr>
         <w:keepNext/>
       </w:pPr>
     </w:p>
@@ -8378,15 +8423,15 @@
         <w:pStyle w:val="SourceCode"/>
       </w:pPr>
       <w:r>
-        <w:t xml:space="preserve">    // display() shows a path as text, eprintln! writes to stderr, and</w:t>
-      </w:r>
-    </w:p>
-    <w:p>
-      <w:pPr>
-        <w:pStyle w:val="SourceCode"/>
-      </w:pPr>
-      <w:r>
-        <w:t xml:space="preserve">    // std::process::exit(1) reports the failure.</w:t>
+        <w:t xml:space="preserve">    // display() shows a path as text for the next {}, eprintln! writes to</w:t>
+      </w:r>
+    </w:p>
+    <w:p>
+      <w:pPr>
+        <w:pStyle w:val="SourceCode"/>
+      </w:pPr>
+      <w:r>
+        <w:t xml:space="preserve">    // stderr, and std::process::exit(1) reports the failure.</w:t>
       </w:r>
     </w:p>
     <w:p>
@@ -9217,47 +9262,47 @@
         <w:pStyle w:val="SourceCode"/>
       </w:pPr>
       <w:r>
-        <w:t>/// Moves the file at source to destination. Returns Ok(()) when it</w:t>
-      </w:r>
-    </w:p>
-    <w:p>
-      <w:pPr>
-        <w:pStyle w:val="SourceCode"/>
-      </w:pPr>
-      <w:r>
-        <w:t>/// worked, or an Err with a message when source does not exist, when</w:t>
-      </w:r>
-    </w:p>
-    <w:p>
-      <w:pPr>
-        <w:pStyle w:val="SourceCode"/>
-      </w:pPr>
-      <w:r>
-        <w:t>/// destination already exists, so an existing file is never replaced, or</w:t>
-      </w:r>
-    </w:p>
-    <w:p>
-      <w:pPr>
-        <w:pStyle w:val="SourceCode"/>
-      </w:pPr>
-      <w:r>
-        <w:t>/// when fs::rename fails. Either way, nothing is moved unless it returns</w:t>
-      </w:r>
-    </w:p>
-    <w:p>
-      <w:pPr>
-        <w:pStyle w:val="SourceCode"/>
-      </w:pPr>
-      <w:r>
-        <w:t>/// Ok(()). Remember, a Result is Ok(value) or Err(error), ! means not,</w:t>
-      </w:r>
-    </w:p>
-    <w:p>
-      <w:pPr>
-        <w:pStyle w:val="SourceCode"/>
-      </w:pPr>
-      <w:r>
-        <w:t>/// and error.kind() names the failure in the same words on every system.</w:t>
+        <w:t>/// Moves the file at source to destination: Ok(()), or an Err with a</w:t>
+      </w:r>
+    </w:p>
+    <w:p>
+      <w:pPr>
+        <w:pStyle w:val="SourceCode"/>
+      </w:pPr>
+      <w:r>
+        <w:t>/// message when source does not exist, when destination already exists</w:t>
+      </w:r>
+    </w:p>
+    <w:p>
+      <w:pPr>
+        <w:pStyle w:val="SourceCode"/>
+      </w:pPr>
+      <w:r>
+        <w:t>/// (never replaced), or when fs::rename fails; on an Err nothing is moved.</w:t>
+      </w:r>
+    </w:p>
+    <w:p>
+      <w:pPr>
+        <w:pStyle w:val="SourceCode"/>
+      </w:pPr>
+      <w:r>
+        <w:t>/// Remember, ! means not, match runs the arm that fits the Result, format!</w:t>
+      </w:r>
+    </w:p>
+    <w:p>
+      <w:pPr>
+        <w:pStyle w:val="SourceCode"/>
+      </w:pPr>
+      <w:r>
+        <w:t>/// builds a String, and error.kind() names the failure in the same words</w:t>
+      </w:r>
+    </w:p>
+    <w:p>
+      <w:pPr>
+        <w:pStyle w:val="SourceCode"/>
+      </w:pPr>
+      <w:r>
+        <w:t>/// on every system.</w:t>
       </w:r>
     </w:p>
     <w:p>
@@ -9592,23 +9637,23 @@
         <w:pStyle w:val="SourceCode"/>
       </w:pPr>
       <w:r>
-        <w:t xml:space="preserve">    // Move first, and print only after the move has succeeded: if</w:t>
-      </w:r>
-    </w:p>
-    <w:p>
-      <w:pPr>
-        <w:pStyle w:val="SourceCode"/>
-      </w:pPr>
-      <w:r>
-        <w:t xml:space="preserve">    // move_file returns an Err, the program prints one Error line and</w:t>
-      </w:r>
-    </w:p>
-    <w:p>
-      <w:pPr>
-        <w:pStyle w:val="SourceCode"/>
-      </w:pPr>
-      <w:r>
-        <w:t xml:space="preserve">    // nothing else. Remember, if let Err(...) runs its block only for an</w:t>
+        <w:t xml:space="preserve">    // The Moved line prints only after the move has succeeded: if</w:t>
+      </w:r>
+    </w:p>
+    <w:p>
+      <w:pPr>
+        <w:pStyle w:val="SourceCode"/>
+      </w:pPr>
+      <w:r>
+        <w:t xml:space="preserve">    // move_file returns an Err, the program prints one Error line and no</w:t>
+      </w:r>
+    </w:p>
+    <w:p>
+      <w:pPr>
+        <w:pStyle w:val="SourceCode"/>
+      </w:pPr>
+      <w:r>
+        <w:t xml:space="preserve">    // Moved line. Remember, if let Err(...) runs its block only for an</w:t>
       </w:r>
     </w:p>
     <w:p>
@@ -11366,55 +11411,55 @@
         <w:pStyle w:val="SourceCode"/>
       </w:pPr>
       <w:r>
-        <w:t>%% Moves the file at Source to Destination. Returns ok, or</w:t>
-      </w:r>
-    </w:p>
-    <w:p>
-      <w:pPr>
-        <w:pStyle w:val="SourceCode"/>
-      </w:pPr>
-      <w:r>
-        <w:t>%% {error, Message} when Source does not exist, when Destination already</w:t>
-      </w:r>
-    </w:p>
-    <w:p>
-      <w:pPr>
-        <w:pStyle w:val="SourceCode"/>
-      </w:pPr>
-      <w:r>
-        <w:t>%% exists, so an existing file is never replaced, or when file:rename</w:t>
-      </w:r>
-    </w:p>
-    <w:p>
-      <w:pPr>
-        <w:pStyle w:val="SourceCode"/>
-      </w:pPr>
-      <w:r>
-        <w:t>%% fails. Either way, nothing is moved unless it returns ok. ~p prints the</w:t>
-      </w:r>
-    </w:p>
-    <w:p>
-      <w:pPr>
-        <w:pStyle w:val="SourceCode"/>
-      </w:pPr>
-      <w:r>
-        <w:t>%% reason, an atom such as eacces (not allowed). Remember, if runs the</w:t>
-      </w:r>
-    </w:p>
-    <w:p>
-      <w:pPr>
-        <w:pStyle w:val="SourceCode"/>
-      </w:pPr>
-      <w:r>
-        <w:t>%% first branch whose condition is true, == compares two values, and case</w:t>
-      </w:r>
-    </w:p>
-    <w:p>
-      <w:pPr>
-        <w:pStyle w:val="SourceCode"/>
-      </w:pPr>
-      <w:r>
-        <w:t>%% runs the first branch whose pattern fits.</w:t>
+        <w:t>%% Moves the file at Source to Destination: ok, or {error, Message} when</w:t>
+      </w:r>
+    </w:p>
+    <w:p>
+      <w:pPr>
+        <w:pStyle w:val="SourceCode"/>
+      </w:pPr>
+      <w:r>
+        <w:t>%% Source does not exist, when Destination already exists (never</w:t>
+      </w:r>
+    </w:p>
+    <w:p>
+      <w:pPr>
+        <w:pStyle w:val="SourceCode"/>
+      </w:pPr>
+      <w:r>
+        <w:t>%% replaced), or when file:rename fails; on an error nothing is moved. ~p</w:t>
+      </w:r>
+    </w:p>
+    <w:p>
+      <w:pPr>
+        <w:pStyle w:val="SourceCode"/>
+      </w:pPr>
+      <w:r>
+        <w:t>%% prints the reason, such as eacces. Remember, -spec documents the types,</w:t>
+      </w:r>
+    </w:p>
+    <w:p>
+      <w:pPr>
+        <w:pStyle w:val="SourceCode"/>
+      </w:pPr>
+      <w:r>
+        <w:t>%% io_lib:format returns text (flattened to one string), if runs the first</w:t>
+      </w:r>
+    </w:p>
+    <w:p>
+      <w:pPr>
+        <w:pStyle w:val="SourceCode"/>
+      </w:pPr>
+      <w:r>
+        <w:t>%% branch whose condition is true, == compares two values, and case runs</w:t>
+      </w:r>
+    </w:p>
+    <w:p>
+      <w:pPr>
+        <w:pStyle w:val="SourceCode"/>
+      </w:pPr>
+      <w:r>
+        <w:t>%% the first branch whose pattern fits.</w:t>
       </w:r>
     </w:p>
     <w:p>
@@ -11789,7 +11834,7 @@
         <w:pStyle w:val="SourceCode"/>
       </w:pPr>
       <w:r>
-        <w:t xml:space="preserve">    %% Move first, and print only after the move has succeeded: if</w:t>
+        <w:t xml:space="preserve">    %% The Moved line prints only after the move has succeeded: if</w:t>
       </w:r>
     </w:p>
     <w:p>
@@ -11805,7 +11850,7 @@
         <w:pStyle w:val="SourceCode"/>
       </w:pPr>
       <w:r>
-        <w:t xml:space="preserve">    %% nothing else.</w:t>
+        <w:t xml:space="preserve">    %% no Moved line.</w:t>
       </w:r>
     </w:p>
     <w:p>
@@ -14003,15 +14048,15 @@
         <w:pStyle w:val="SourceCode"/>
       </w:pPr>
       <w:r>
-        <w:t xml:space="preserve">        // Move first, and log only after the move has succeeded: a</w:t>
-      </w:r>
-    </w:p>
-    <w:p>
-      <w:pPr>
-        <w:pStyle w:val="SourceCode"/>
-      </w:pPr>
-      <w:r>
-        <w:t xml:space="preserve">        // refusal or a failed step reverts before any line is logged.</w:t>
+        <w:t xml:space="preserve">        // The Moved line is logged only after the move has succeeded: a</w:t>
+      </w:r>
+    </w:p>
+    <w:p>
+      <w:pPr>
+        <w:pStyle w:val="SourceCode"/>
+      </w:pPr>
+      <w:r>
+        <w:t xml:space="preserve">        // refusal or a failed step reverts before it is logged.</w:t>
       </w:r>
     </w:p>
     <w:p>
@@ -15712,31 +15757,31 @@
       </w:rPr>
     </w:lvl>
   </w:abstractNum>
-  <w:num w:numId="1" w16cid:durableId="589697041">
+  <w:num w:numId="1" w16cid:durableId="2088383439">
     <w:abstractNumId w:val="8"/>
   </w:num>
-  <w:num w:numId="2" w16cid:durableId="1126041065">
+  <w:num w:numId="2" w16cid:durableId="1960604165">
     <w:abstractNumId w:val="6"/>
   </w:num>
-  <w:num w:numId="3" w16cid:durableId="1292328346">
+  <w:num w:numId="3" w16cid:durableId="1279219711">
     <w:abstractNumId w:val="5"/>
   </w:num>
-  <w:num w:numId="4" w16cid:durableId="899291896">
+  <w:num w:numId="4" w16cid:durableId="789516186">
     <w:abstractNumId w:val="4"/>
   </w:num>
-  <w:num w:numId="5" w16cid:durableId="1799033573">
+  <w:num w:numId="5" w16cid:durableId="1128544174">
     <w:abstractNumId w:val="7"/>
   </w:num>
-  <w:num w:numId="6" w16cid:durableId="722632562">
+  <w:num w:numId="6" w16cid:durableId="1950047006">
     <w:abstractNumId w:val="3"/>
   </w:num>
-  <w:num w:numId="7" w16cid:durableId="153451421">
+  <w:num w:numId="7" w16cid:durableId="300036830">
     <w:abstractNumId w:val="2"/>
   </w:num>
-  <w:num w:numId="8" w16cid:durableId="2037002988">
+  <w:num w:numId="8" w16cid:durableId="487131309">
     <w:abstractNumId w:val="1"/>
   </w:num>
-  <w:num w:numId="9" w16cid:durableId="1660573488">
+  <w:num w:numId="9" w16cid:durableId="2117947309">
     <w:abstractNumId w:val="0"/>
   </w:num>
 </w:numbering>
